--- a/История/Андрей Боголюбский.docx
+++ b/История/Андрей Боголюбский.docx
@@ -4,13 +4,970 @@
   <w:body>
     <w:p>
       <w:pPr>
-        <w:pStyle w:val="Normal"/>
+        <w:pStyle w:val="Heading3"/>
         <w:bidi w:val="0"/>
+        <w:spacing w:before="140" w:after="120"/>
         <w:jc w:val="left"/>
+        <w:rPr>
+          <w:rFonts w:cs="Arial"/>
+          <w:sz w:val="24"/>
+          <w:szCs w:val="24"/>
+        </w:rPr>
+      </w:pPr>
+      <w:r>
+        <w:rPr>
+          <w:rStyle w:val="Strong"/>
+          <w:rFonts w:cs="Arial" w:ascii="quote-cjk-patch;Inter;system-ui;apple-system;BlinkMacSystemFont;Segoe UI;Roboto;Oxygen;Ubuntu;Cantarell;Open Sans;Helvetica Neue;sans-serif" w:hAnsi="quote-cjk-patch;Inter;system-ui;apple-system;BlinkMacSystemFont;Segoe UI;Roboto;Oxygen;Ubuntu;Cantarell;Open Sans;Helvetica Neue;sans-serif"/>
+          <w:b/>
+          <w:bCs/>
+          <w:i w:val="false"/>
+          <w:caps w:val="false"/>
+          <w:smallCaps w:val="false"/>
+          <w:color w:val="800080"/>
+          <w:spacing w:val="0"/>
+          <w:sz w:val="30"/>
+          <w:szCs w:val="24"/>
+        </w:rPr>
+        <w:t>Слайд 1: Титульный</w:t>
+      </w:r>
+    </w:p>
+    <w:p>
+      <w:pPr>
+        <w:pStyle w:val="BodyText"/>
+        <w:widowControl/>
+        <w:spacing w:before="240" w:after="240"/>
+        <w:ind w:hanging="0" w:left="660" w:right="660"/>
         <w:rPr/>
       </w:pPr>
       <w:r>
+        <w:rPr>
+          <w:rStyle w:val="Strong"/>
+          <w:rFonts w:ascii="quote-cjk-patch;Inter;system-ui;apple-system;BlinkMacSystemFont;Segoe UI;Roboto;Oxygen;Ubuntu;Cantarell;Open Sans;Helvetica Neue;sans-serif" w:hAnsi="quote-cjk-patch;Inter;system-ui;apple-system;BlinkMacSystemFont;Segoe UI;Roboto;Oxygen;Ubuntu;Cantarell;Open Sans;Helvetica Neue;sans-serif"/>
+          <w:b/>
+          <w:i w:val="false"/>
+          <w:caps w:val="false"/>
+          <w:smallCaps w:val="false"/>
+          <w:color w:val="800080"/>
+          <w:spacing w:val="0"/>
+          <w:sz w:val="21"/>
+        </w:rPr>
+        <w:t>Текст докладчика:</w:t>
+      </w:r>
+      <w:r>
+        <w:rPr>
+          <w:rFonts w:ascii="quote-cjk-patch;Inter;system-ui;apple-system;BlinkMacSystemFont;Segoe UI;Roboto;Oxygen;Ubuntu;Cantarell;Open Sans;Helvetica Neue;sans-serif" w:hAnsi="quote-cjk-patch;Inter;system-ui;apple-system;BlinkMacSystemFont;Segoe UI;Roboto;Oxygen;Ubuntu;Cantarell;Open Sans;Helvetica Neue;sans-serif"/>
+          <w:b w:val="false"/>
+          <w:i w:val="false"/>
+          <w:caps w:val="false"/>
+          <w:smallCaps w:val="false"/>
+          <w:color w:val="800080"/>
+          <w:spacing w:val="0"/>
+          <w:sz w:val="21"/>
+        </w:rPr>
+        <w:br/>
+        <w:t>"Добрый день, уважаемые слушатели. Сегодня мы поговорим об одной из самых противоречивых и значимых фигур в древнерусской истории — Великом князе Андрее Юрьевиче, вошедшем в летописи под именем Боголюбский. Его правление стало настоящим рубежом, разделившим эпохи раздробленности и зарождения новой, централизованной государственности на Руси с центром на Северо-Востоке."</w:t>
+      </w:r>
+    </w:p>
+    <w:p>
+      <w:pPr>
+        <w:pStyle w:val="Style15"/>
+        <w:widowControl/>
+        <w:spacing w:before="0" w:after="360"/>
+        <w:ind w:hanging="0" w:left="660" w:right="660"/>
+        <w:rPr>
+          <w:sz w:val="24"/>
+          <w:szCs w:val="24"/>
+        </w:rPr>
+      </w:pPr>
+      <w:r>
+        <w:rPr>
+          <w:sz w:val="24"/>
+          <w:szCs w:val="24"/>
+        </w:rPr>
+      </w:r>
+    </w:p>
+    <w:p>
+      <w:pPr>
+        <w:pStyle w:val="Heading3"/>
+        <w:widowControl/>
+        <w:spacing w:lineRule="atLeast" w:line="450" w:before="480" w:after="240"/>
+        <w:ind w:hanging="0" w:left="660" w:right="660"/>
+        <w:rPr>
+          <w:rFonts w:cs="Arial"/>
+          <w:sz w:val="24"/>
+          <w:szCs w:val="24"/>
+        </w:rPr>
+      </w:pPr>
+      <w:r>
+        <w:rPr>
+          <w:rStyle w:val="Strong"/>
+          <w:rFonts w:cs="Arial" w:ascii="quote-cjk-patch;Inter;system-ui;apple-system;BlinkMacSystemFont;Segoe UI;Roboto;Oxygen;Ubuntu;Cantarell;Open Sans;Helvetica Neue;sans-serif" w:hAnsi="quote-cjk-patch;Inter;system-ui;apple-system;BlinkMacSystemFont;Segoe UI;Roboto;Oxygen;Ubuntu;Cantarell;Open Sans;Helvetica Neue;sans-serif"/>
+          <w:b/>
+          <w:bCs/>
+          <w:i w:val="false"/>
+          <w:caps w:val="false"/>
+          <w:smallCaps w:val="false"/>
+          <w:color w:val="800080"/>
+          <w:spacing w:val="0"/>
+          <w:sz w:val="30"/>
+          <w:szCs w:val="24"/>
+        </w:rPr>
+        <w:t>Слайд 2: Детство и происхождение</w:t>
+      </w:r>
+    </w:p>
+    <w:p>
+      <w:pPr>
+        <w:pStyle w:val="BodyText"/>
+        <w:widowControl/>
+        <w:spacing w:before="240" w:after="240"/>
+        <w:ind w:hanging="0" w:left="660" w:right="660"/>
         <w:rPr/>
+      </w:pPr>
+      <w:r>
+        <w:rPr>
+          <w:rStyle w:val="Strong"/>
+          <w:rFonts w:ascii="quote-cjk-patch;Inter;system-ui;apple-system;BlinkMacSystemFont;Segoe UI;Roboto;Oxygen;Ubuntu;Cantarell;Open Sans;Helvetica Neue;sans-serif" w:hAnsi="quote-cjk-patch;Inter;system-ui;apple-system;BlinkMacSystemFont;Segoe UI;Roboto;Oxygen;Ubuntu;Cantarell;Open Sans;Helvetica Neue;sans-serif"/>
+          <w:b/>
+          <w:i w:val="false"/>
+          <w:caps w:val="false"/>
+          <w:smallCaps w:val="false"/>
+          <w:color w:val="800080"/>
+          <w:spacing w:val="0"/>
+          <w:sz w:val="21"/>
+        </w:rPr>
+        <w:t>Текст докладчика:</w:t>
+      </w:r>
+      <w:r>
+        <w:rPr>
+          <w:rFonts w:ascii="quote-cjk-patch;Inter;system-ui;apple-system;BlinkMacSystemFont;Segoe UI;Roboto;Oxygen;Ubuntu;Cantarell;Open Sans;Helvetica Neue;sans-serif" w:hAnsi="quote-cjk-patch;Inter;system-ui;apple-system;BlinkMacSystemFont;Segoe UI;Roboto;Oxygen;Ubuntu;Cantarell;Open Sans;Helvetica Neue;sans-serif"/>
+          <w:b w:val="false"/>
+          <w:i w:val="false"/>
+          <w:caps w:val="false"/>
+          <w:smallCaps w:val="false"/>
+          <w:color w:val="800080"/>
+          <w:spacing w:val="0"/>
+          <w:sz w:val="21"/>
+        </w:rPr>
+        <w:br/>
+        <w:t>"Андрей родился в первой половине XII века в семье князя Юрия Долгорукого. По материнской линии он был внуком половецкого хана, что давало ему дипломатические связи в степи. Он получил типичное для княжича образование, сочетавшее грамоту, воинское искусство и глубокую религиозность. Важнейшим поворотом в его жизни стал уход из Вышгорода под Киевом, куда его посадил отец. Этот поступок, беспрецедентный для того времени, показал его независимый характер и стремление искать новые центры силы. Символическим жестом стал вывоз из Вышгорода чтимой иконы Божией Матери, что знаменовало перенос сакрального центра Руси."</w:t>
+      </w:r>
+    </w:p>
+    <w:p>
+      <w:pPr>
+        <w:pStyle w:val="Style15"/>
+        <w:widowControl/>
+        <w:spacing w:before="0" w:after="360"/>
+        <w:ind w:hanging="0" w:left="660" w:right="660"/>
+        <w:rPr>
+          <w:sz w:val="24"/>
+          <w:szCs w:val="24"/>
+        </w:rPr>
+      </w:pPr>
+      <w:r>
+        <w:rPr>
+          <w:sz w:val="24"/>
+          <w:szCs w:val="24"/>
+        </w:rPr>
+      </w:r>
+    </w:p>
+    <w:p>
+      <w:pPr>
+        <w:pStyle w:val="Heading3"/>
+        <w:widowControl/>
+        <w:spacing w:lineRule="atLeast" w:line="450" w:before="480" w:after="240"/>
+        <w:ind w:hanging="0" w:left="660" w:right="660"/>
+        <w:rPr>
+          <w:rFonts w:cs="Arial"/>
+          <w:sz w:val="24"/>
+          <w:szCs w:val="24"/>
+        </w:rPr>
+      </w:pPr>
+      <w:r>
+        <w:rPr>
+          <w:rStyle w:val="Strong"/>
+          <w:rFonts w:cs="Arial" w:ascii="quote-cjk-patch;Inter;system-ui;apple-system;BlinkMacSystemFont;Segoe UI;Roboto;Oxygen;Ubuntu;Cantarell;Open Sans;Helvetica Neue;sans-serif" w:hAnsi="quote-cjk-patch;Inter;system-ui;apple-system;BlinkMacSystemFont;Segoe UI;Roboto;Oxygen;Ubuntu;Cantarell;Open Sans;Helvetica Neue;sans-serif"/>
+          <w:b/>
+          <w:bCs/>
+          <w:i w:val="false"/>
+          <w:caps w:val="false"/>
+          <w:smallCaps w:val="false"/>
+          <w:color w:val="800080"/>
+          <w:spacing w:val="0"/>
+          <w:sz w:val="30"/>
+          <w:szCs w:val="24"/>
+        </w:rPr>
+        <w:t>Слайд 3: Основной период жизни. Становление власти</w:t>
+      </w:r>
+    </w:p>
+    <w:p>
+      <w:pPr>
+        <w:pStyle w:val="BodyText"/>
+        <w:widowControl/>
+        <w:spacing w:before="240" w:after="240"/>
+        <w:ind w:hanging="0" w:left="660" w:right="660"/>
+        <w:rPr/>
+      </w:pPr>
+      <w:r>
+        <w:rPr>
+          <w:rStyle w:val="Strong"/>
+          <w:rFonts w:ascii="quote-cjk-patch;Inter;system-ui;apple-system;BlinkMacSystemFont;Segoe UI;Roboto;Oxygen;Ubuntu;Cantarell;Open Sans;Helvetica Neue;sans-serif" w:hAnsi="quote-cjk-patch;Inter;system-ui;apple-system;BlinkMacSystemFont;Segoe UI;Roboto;Oxygen;Ubuntu;Cantarell;Open Sans;Helvetica Neue;sans-serif"/>
+          <w:b/>
+          <w:i w:val="false"/>
+          <w:caps w:val="false"/>
+          <w:smallCaps w:val="false"/>
+          <w:color w:val="800080"/>
+          <w:spacing w:val="0"/>
+          <w:sz w:val="21"/>
+        </w:rPr>
+        <w:t>Текст докладчика:</w:t>
+      </w:r>
+      <w:r>
+        <w:rPr>
+          <w:rFonts w:ascii="quote-cjk-patch;Inter;system-ui;apple-system;BlinkMacSystemFont;Segoe UI;Roboto;Oxygen;Ubuntu;Cantarell;Open Sans;Helvetica Neue;sans-serif" w:hAnsi="quote-cjk-patch;Inter;system-ui;apple-system;BlinkMacSystemFont;Segoe UI;Roboto;Oxygen;Ubuntu;Cantarell;Open Sans;Helvetica Neue;sans-serif"/>
+          <w:b w:val="false"/>
+          <w:i w:val="false"/>
+          <w:caps w:val="false"/>
+          <w:smallCaps w:val="false"/>
+          <w:color w:val="800080"/>
+          <w:spacing w:val="0"/>
+          <w:sz w:val="21"/>
+        </w:rPr>
+        <w:br/>
+        <w:t>"После смерти отца в 1157 году Андрей был избран старшим князем на Северо-Востоке. И здесь он совершил второй революционный поступок: вместо того чтобы ехать в старые, богатые боярством города Ростов или Суздаль, он сделал своей столицей молодой Владимир-на-Клязьме. А рядом построил белокаменную загородную резиденцию — Боголюбово, которая и дала ему прозвище. Это был четкий политический расчет: создать новую столицу, свободную от влияния старых родовых элит, где его власть будет единоличной и ничем не ограниченной."</w:t>
+      </w:r>
+    </w:p>
+    <w:p>
+      <w:pPr>
+        <w:pStyle w:val="Style15"/>
+        <w:widowControl/>
+        <w:spacing w:before="0" w:after="360"/>
+        <w:ind w:hanging="0" w:left="660" w:right="660"/>
+        <w:rPr>
+          <w:sz w:val="24"/>
+          <w:szCs w:val="24"/>
+        </w:rPr>
+      </w:pPr>
+      <w:r>
+        <w:rPr>
+          <w:sz w:val="24"/>
+          <w:szCs w:val="24"/>
+        </w:rPr>
+      </w:r>
+    </w:p>
+    <w:p>
+      <w:pPr>
+        <w:pStyle w:val="Heading3"/>
+        <w:widowControl/>
+        <w:spacing w:lineRule="atLeast" w:line="450" w:before="480" w:after="240"/>
+        <w:ind w:hanging="0" w:left="660" w:right="660"/>
+        <w:rPr>
+          <w:rFonts w:cs="Arial"/>
+          <w:sz w:val="24"/>
+          <w:szCs w:val="24"/>
+        </w:rPr>
+      </w:pPr>
+      <w:r>
+        <w:rPr>
+          <w:rStyle w:val="Strong"/>
+          <w:rFonts w:cs="Arial" w:ascii="quote-cjk-patch;Inter;system-ui;apple-system;BlinkMacSystemFont;Segoe UI;Roboto;Oxygen;Ubuntu;Cantarell;Open Sans;Helvetica Neue;sans-serif" w:hAnsi="quote-cjk-patch;Inter;system-ui;apple-system;BlinkMacSystemFont;Segoe UI;Roboto;Oxygen;Ubuntu;Cantarell;Open Sans;Helvetica Neue;sans-serif"/>
+          <w:b/>
+          <w:bCs/>
+          <w:i w:val="false"/>
+          <w:caps w:val="false"/>
+          <w:smallCaps w:val="false"/>
+          <w:color w:val="800080"/>
+          <w:spacing w:val="0"/>
+          <w:sz w:val="30"/>
+          <w:szCs w:val="24"/>
+        </w:rPr>
+        <w:t>Слайд 4: Военные походы. Главная цель — Киев</w:t>
+      </w:r>
+    </w:p>
+    <w:p>
+      <w:pPr>
+        <w:pStyle w:val="BodyText"/>
+        <w:widowControl/>
+        <w:spacing w:before="240" w:after="240"/>
+        <w:ind w:hanging="0" w:left="660" w:right="660"/>
+        <w:rPr/>
+      </w:pPr>
+      <w:r>
+        <w:rPr>
+          <w:rStyle w:val="Strong"/>
+          <w:rFonts w:ascii="quote-cjk-patch;Inter;system-ui;apple-system;BlinkMacSystemFont;Segoe UI;Roboto;Oxygen;Ubuntu;Cantarell;Open Sans;Helvetica Neue;sans-serif" w:hAnsi="quote-cjk-patch;Inter;system-ui;apple-system;BlinkMacSystemFont;Segoe UI;Roboto;Oxygen;Ubuntu;Cantarell;Open Sans;Helvetica Neue;sans-serif"/>
+          <w:b/>
+          <w:i w:val="false"/>
+          <w:caps w:val="false"/>
+          <w:smallCaps w:val="false"/>
+          <w:color w:val="800080"/>
+          <w:spacing w:val="0"/>
+          <w:sz w:val="21"/>
+        </w:rPr>
+        <w:t>Текст докладчика:</w:t>
+      </w:r>
+      <w:r>
+        <w:rPr>
+          <w:rFonts w:ascii="quote-cjk-patch;Inter;system-ui;apple-system;BlinkMacSystemFont;Segoe UI;Roboto;Oxygen;Ubuntu;Cantarell;Open Sans;Helvetica Neue;sans-serif" w:hAnsi="quote-cjk-patch;Inter;system-ui;apple-system;BlinkMacSystemFont;Segoe UI;Roboto;Oxygen;Ubuntu;Cantarell;Open Sans;Helvetica Neue;sans-serif"/>
+          <w:b w:val="false"/>
+          <w:i w:val="false"/>
+          <w:caps w:val="false"/>
+          <w:smallCaps w:val="false"/>
+          <w:color w:val="800080"/>
+          <w:spacing w:val="0"/>
+          <w:sz w:val="21"/>
+        </w:rPr>
+        <w:br/>
+        <w:t>"Военная мощь Андрея была направлена не на завоевание Киева для себя лично, а на его подчинение своей воле. В 1169 году объединенное войско под командованием его сына штурмом взяло «мать городов русских». Разграбление Киева было беспощадным и шокировало современников. Но ключевой момент в том, что Андрей, в отличие от всех предыдущих великих князей, не переехал в Киев. Он продолжил княжить во Владимире, продемонстрировав, что титул великого князя теперь связан не с городом, а с личностью его носителя. Так Киев потерял свой многовековой статус."</w:t>
+      </w:r>
+    </w:p>
+    <w:p>
+      <w:pPr>
+        <w:pStyle w:val="Style15"/>
+        <w:widowControl/>
+        <w:spacing w:before="0" w:after="360"/>
+        <w:ind w:hanging="0" w:left="660" w:right="660"/>
+        <w:rPr>
+          <w:sz w:val="24"/>
+          <w:szCs w:val="24"/>
+        </w:rPr>
+      </w:pPr>
+      <w:r>
+        <w:rPr>
+          <w:sz w:val="24"/>
+          <w:szCs w:val="24"/>
+        </w:rPr>
+      </w:r>
+    </w:p>
+    <w:p>
+      <w:pPr>
+        <w:pStyle w:val="Heading3"/>
+        <w:widowControl/>
+        <w:spacing w:lineRule="atLeast" w:line="450" w:before="480" w:after="240"/>
+        <w:ind w:hanging="0" w:left="660" w:right="660"/>
+        <w:rPr>
+          <w:rFonts w:cs="Arial"/>
+          <w:sz w:val="24"/>
+          <w:szCs w:val="24"/>
+        </w:rPr>
+      </w:pPr>
+      <w:r>
+        <w:rPr>
+          <w:rStyle w:val="Strong"/>
+          <w:rFonts w:cs="Arial" w:ascii="quote-cjk-patch;Inter;system-ui;apple-system;BlinkMacSystemFont;Segoe UI;Roboto;Oxygen;Ubuntu;Cantarell;Open Sans;Helvetica Neue;sans-serif" w:hAnsi="quote-cjk-patch;Inter;system-ui;apple-system;BlinkMacSystemFont;Segoe UI;Roboto;Oxygen;Ubuntu;Cantarell;Open Sans;Helvetica Neue;sans-serif"/>
+          <w:b/>
+          <w:bCs/>
+          <w:i w:val="false"/>
+          <w:caps w:val="false"/>
+          <w:smallCaps w:val="false"/>
+          <w:color w:val="800080"/>
+          <w:spacing w:val="0"/>
+          <w:sz w:val="30"/>
+          <w:szCs w:val="24"/>
+        </w:rPr>
+        <w:t>Слайд 5: Политическая деятельность. Автократический курс</w:t>
+      </w:r>
+    </w:p>
+    <w:p>
+      <w:pPr>
+        <w:pStyle w:val="BodyText"/>
+        <w:widowControl/>
+        <w:spacing w:before="240" w:after="240"/>
+        <w:ind w:hanging="0" w:left="660" w:right="660"/>
+        <w:rPr/>
+      </w:pPr>
+      <w:r>
+        <w:rPr>
+          <w:rStyle w:val="Strong"/>
+          <w:rFonts w:ascii="quote-cjk-patch;Inter;system-ui;apple-system;BlinkMacSystemFont;Segoe UI;Roboto;Oxygen;Ubuntu;Cantarell;Open Sans;Helvetica Neue;sans-serif" w:hAnsi="quote-cjk-patch;Inter;system-ui;apple-system;BlinkMacSystemFont;Segoe UI;Roboto;Oxygen;Ubuntu;Cantarell;Open Sans;Helvetica Neue;sans-serif"/>
+          <w:b/>
+          <w:i w:val="false"/>
+          <w:caps w:val="false"/>
+          <w:smallCaps w:val="false"/>
+          <w:color w:val="800080"/>
+          <w:spacing w:val="0"/>
+          <w:sz w:val="21"/>
+        </w:rPr>
+        <w:t>Текст докладчика:</w:t>
+      </w:r>
+      <w:r>
+        <w:rPr>
+          <w:rFonts w:ascii="quote-cjk-patch;Inter;system-ui;apple-system;BlinkMacSystemFont;Segoe UI;Roboto;Oxygen;Ubuntu;Cantarell;Open Sans;Helvetica Neue;sans-serif" w:hAnsi="quote-cjk-patch;Inter;system-ui;apple-system;BlinkMacSystemFont;Segoe UI;Roboto;Oxygen;Ubuntu;Cantarell;Open Sans;Helvetica Neue;sans-serif"/>
+          <w:b w:val="false"/>
+          <w:i w:val="false"/>
+          <w:caps w:val="false"/>
+          <w:smallCaps w:val="false"/>
+          <w:color w:val="800080"/>
+          <w:spacing w:val="0"/>
+          <w:sz w:val="21"/>
+        </w:rPr>
+        <w:br/>
+        <w:t>"Внутри своего княжества Андрей проводил жесткую политику, направленную на укрепление единоличной власти. Главным его противником стало старинное боярство, которое он стремился оттеснить от управления, опираясь на верных ему младших дружинников и служилых людей. Он также активно использовал Церковь как инструмент власти, пытаясь создать отдельную митрополию во Владимире, что сделало бы его духовный центр независимым от Киева. Хотя Константинополь не разрешил этого, Андрей смог добиться автономии для местной церкви."</w:t>
+      </w:r>
+    </w:p>
+    <w:p>
+      <w:pPr>
+        <w:pStyle w:val="Style15"/>
+        <w:widowControl/>
+        <w:spacing w:before="0" w:after="360"/>
+        <w:ind w:hanging="0" w:left="660" w:right="660"/>
+        <w:rPr>
+          <w:sz w:val="24"/>
+          <w:szCs w:val="24"/>
+        </w:rPr>
+      </w:pPr>
+      <w:r>
+        <w:rPr>
+          <w:sz w:val="24"/>
+          <w:szCs w:val="24"/>
+        </w:rPr>
+      </w:r>
+    </w:p>
+    <w:p>
+      <w:pPr>
+        <w:pStyle w:val="Heading3"/>
+        <w:widowControl/>
+        <w:spacing w:lineRule="atLeast" w:line="450" w:before="480" w:after="240"/>
+        <w:ind w:hanging="0" w:left="660" w:right="660"/>
+        <w:rPr>
+          <w:rFonts w:cs="Arial"/>
+          <w:sz w:val="24"/>
+          <w:szCs w:val="24"/>
+        </w:rPr>
+      </w:pPr>
+      <w:r>
+        <w:rPr>
+          <w:rStyle w:val="Strong"/>
+          <w:rFonts w:cs="Arial" w:ascii="quote-cjk-patch;Inter;system-ui;apple-system;BlinkMacSystemFont;Segoe UI;Roboto;Oxygen;Ubuntu;Cantarell;Open Sans;Helvetica Neue;sans-serif" w:hAnsi="quote-cjk-patch;Inter;system-ui;apple-system;BlinkMacSystemFont;Segoe UI;Roboto;Oxygen;Ubuntu;Cantarell;Open Sans;Helvetica Neue;sans-serif"/>
+          <w:b/>
+          <w:bCs/>
+          <w:i w:val="false"/>
+          <w:caps w:val="false"/>
+          <w:smallCaps w:val="false"/>
+          <w:color w:val="800080"/>
+          <w:spacing w:val="0"/>
+          <w:sz w:val="30"/>
+          <w:szCs w:val="24"/>
+        </w:rPr>
+        <w:t>Слайд 6: Строительство и культура</w:t>
+      </w:r>
+    </w:p>
+    <w:p>
+      <w:pPr>
+        <w:pStyle w:val="BodyText"/>
+        <w:widowControl/>
+        <w:spacing w:before="240" w:after="240"/>
+        <w:ind w:hanging="0" w:left="660" w:right="660"/>
+        <w:rPr/>
+      </w:pPr>
+      <w:r>
+        <w:rPr>
+          <w:rStyle w:val="Strong"/>
+          <w:rFonts w:ascii="quote-cjk-patch;Inter;system-ui;apple-system;BlinkMacSystemFont;Segoe UI;Roboto;Oxygen;Ubuntu;Cantarell;Open Sans;Helvetica Neue;sans-serif" w:hAnsi="quote-cjk-patch;Inter;system-ui;apple-system;BlinkMacSystemFont;Segoe UI;Roboto;Oxygen;Ubuntu;Cantarell;Open Sans;Helvetica Neue;sans-serif"/>
+          <w:b/>
+          <w:i w:val="false"/>
+          <w:caps w:val="false"/>
+          <w:smallCaps w:val="false"/>
+          <w:color w:val="800080"/>
+          <w:spacing w:val="0"/>
+          <w:sz w:val="21"/>
+        </w:rPr>
+        <w:t>Текст докладчика:</w:t>
+      </w:r>
+      <w:r>
+        <w:rPr>
+          <w:rFonts w:ascii="quote-cjk-patch;Inter;system-ui;apple-system;BlinkMacSystemFont;Segoe UI;Roboto;Oxygen;Ubuntu;Cantarell;Open Sans;Helvetica Neue;sans-serif" w:hAnsi="quote-cjk-patch;Inter;system-ui;apple-system;BlinkMacSystemFont;Segoe UI;Roboto;Oxygen;Ubuntu;Cantarell;Open Sans;Helvetica Neue;sans-serif"/>
+          <w:b w:val="false"/>
+          <w:i w:val="false"/>
+          <w:caps w:val="false"/>
+          <w:smallCaps w:val="false"/>
+          <w:color w:val="800080"/>
+          <w:spacing w:val="0"/>
+          <w:sz w:val="21"/>
+        </w:rPr>
+        <w:br/>
+        <w:t>"Эпоха Андрея Боголюбского — это золотой век владимиро-суздальского зодчества. Чтобы подчеркнуть могущество и богоизбранность своей столицы, он развернул грандиозное строительство. Возведенные им белокаменные соборы и крепости не имели аналогов на Руси по красоте и технике. Успенский собор стал главным храмом Северо-Восточной Руси, а изысканная Церковь Покрова на Нерли, по преданию, была построена в память о погибшем сыне. Это была не просто стройка, а создание сакрального ландшафта новой государственности."</w:t>
+      </w:r>
+    </w:p>
+    <w:p>
+      <w:pPr>
+        <w:pStyle w:val="Style15"/>
+        <w:widowControl/>
+        <w:spacing w:before="0" w:after="360"/>
+        <w:ind w:hanging="0" w:left="660" w:right="660"/>
+        <w:rPr>
+          <w:sz w:val="24"/>
+          <w:szCs w:val="24"/>
+        </w:rPr>
+      </w:pPr>
+      <w:r>
+        <w:rPr>
+          <w:sz w:val="24"/>
+          <w:szCs w:val="24"/>
+        </w:rPr>
+      </w:r>
+    </w:p>
+    <w:p>
+      <w:pPr>
+        <w:pStyle w:val="Heading3"/>
+        <w:widowControl/>
+        <w:spacing w:lineRule="atLeast" w:line="450" w:before="480" w:after="240"/>
+        <w:ind w:hanging="0" w:left="660" w:right="660"/>
+        <w:rPr>
+          <w:rFonts w:cs="Arial"/>
+          <w:sz w:val="24"/>
+          <w:szCs w:val="24"/>
+        </w:rPr>
+      </w:pPr>
+      <w:r>
+        <w:rPr>
+          <w:rStyle w:val="Strong"/>
+          <w:rFonts w:cs="Arial" w:ascii="quote-cjk-patch;Inter;system-ui;apple-system;BlinkMacSystemFont;Segoe UI;Roboto;Oxygen;Ubuntu;Cantarell;Open Sans;Helvetica Neue;sans-serif" w:hAnsi="quote-cjk-patch;Inter;system-ui;apple-system;BlinkMacSystemFont;Segoe UI;Roboto;Oxygen;Ubuntu;Cantarell;Open Sans;Helvetica Neue;sans-serif"/>
+          <w:b/>
+          <w:bCs/>
+          <w:i w:val="false"/>
+          <w:caps w:val="false"/>
+          <w:smallCaps w:val="false"/>
+          <w:color w:val="800080"/>
+          <w:spacing w:val="0"/>
+          <w:sz w:val="30"/>
+          <w:szCs w:val="24"/>
+        </w:rPr>
+        <w:t>Слайд 7: Заговор и смерть</w:t>
+      </w:r>
+    </w:p>
+    <w:p>
+      <w:pPr>
+        <w:pStyle w:val="BodyText"/>
+        <w:widowControl/>
+        <w:spacing w:before="240" w:after="240"/>
+        <w:ind w:hanging="0" w:left="660" w:right="660"/>
+        <w:rPr/>
+      </w:pPr>
+      <w:r>
+        <w:rPr>
+          <w:rStyle w:val="Strong"/>
+          <w:rFonts w:ascii="quote-cjk-patch;Inter;system-ui;apple-system;BlinkMacSystemFont;Segoe UI;Roboto;Oxygen;Ubuntu;Cantarell;Open Sans;Helvetica Neue;sans-serif" w:hAnsi="quote-cjk-patch;Inter;system-ui;apple-system;BlinkMacSystemFont;Segoe UI;Roboto;Oxygen;Ubuntu;Cantarell;Open Sans;Helvetica Neue;sans-serif"/>
+          <w:b/>
+          <w:i w:val="false"/>
+          <w:caps w:val="false"/>
+          <w:smallCaps w:val="false"/>
+          <w:color w:val="800080"/>
+          <w:spacing w:val="0"/>
+          <w:sz w:val="21"/>
+        </w:rPr>
+        <w:t>Текст докладчика:</w:t>
+      </w:r>
+      <w:r>
+        <w:rPr>
+          <w:rFonts w:ascii="quote-cjk-patch;Inter;system-ui;apple-system;BlinkMacSystemFont;Segoe UI;Roboto;Oxygen;Ubuntu;Cantarell;Open Sans;Helvetica Neue;sans-serif" w:hAnsi="quote-cjk-patch;Inter;system-ui;apple-system;BlinkMacSystemFont;Segoe UI;Roboto;Oxygen;Ubuntu;Cantarell;Open Sans;Helvetica Neue;sans-serif"/>
+          <w:b w:val="false"/>
+          <w:i w:val="false"/>
+          <w:caps w:val="false"/>
+          <w:smallCaps w:val="false"/>
+          <w:color w:val="800080"/>
+          <w:spacing w:val="0"/>
+          <w:sz w:val="21"/>
+        </w:rPr>
+        <w:br/>
+        <w:t>"Самодержавная политика князя, его суровый нрав и конфликты с приближенными привели к трагической развязке. Летней ночью 1174 года группа заговорщиков из числа его ближайших бояр ворвалась в его спальню в Боголюбово. Андрей, человек огромной физической силы, долго отбивался, но был убит. Его смерть показала, насколько сильным было сопротивление его курсу. Интересно, что после убийства во Владимире вспыхнуло народное восстание, что говорит о том, что простые горожане видели в нем защитника."</w:t>
+      </w:r>
+    </w:p>
+    <w:p>
+      <w:pPr>
+        <w:pStyle w:val="Style15"/>
+        <w:widowControl/>
+        <w:spacing w:before="0" w:after="360"/>
+        <w:ind w:hanging="0" w:left="660" w:right="660"/>
+        <w:rPr>
+          <w:sz w:val="24"/>
+          <w:szCs w:val="24"/>
+        </w:rPr>
+      </w:pPr>
+      <w:r>
+        <w:rPr>
+          <w:sz w:val="24"/>
+          <w:szCs w:val="24"/>
+        </w:rPr>
+      </w:r>
+    </w:p>
+    <w:p>
+      <w:pPr>
+        <w:pStyle w:val="Heading3"/>
+        <w:widowControl/>
+        <w:spacing w:lineRule="atLeast" w:line="450" w:before="480" w:after="240"/>
+        <w:ind w:hanging="0" w:left="660" w:right="660"/>
+        <w:rPr>
+          <w:rFonts w:cs="Arial"/>
+          <w:sz w:val="24"/>
+          <w:szCs w:val="24"/>
+        </w:rPr>
+      </w:pPr>
+      <w:r>
+        <w:rPr>
+          <w:rStyle w:val="Strong"/>
+          <w:rFonts w:cs="Arial" w:ascii="quote-cjk-patch;Inter;system-ui;apple-system;BlinkMacSystemFont;Segoe UI;Roboto;Oxygen;Ubuntu;Cantarell;Open Sans;Helvetica Neue;sans-serif" w:hAnsi="quote-cjk-patch;Inter;system-ui;apple-system;BlinkMacSystemFont;Segoe UI;Roboto;Oxygen;Ubuntu;Cantarell;Open Sans;Helvetica Neue;sans-serif"/>
+          <w:b/>
+          <w:bCs/>
+          <w:i w:val="false"/>
+          <w:caps w:val="false"/>
+          <w:smallCaps w:val="false"/>
+          <w:color w:val="800080"/>
+          <w:spacing w:val="0"/>
+          <w:sz w:val="30"/>
+          <w:szCs w:val="24"/>
+        </w:rPr>
+        <w:t>Слайд 8: Историческое значение</w:t>
+      </w:r>
+    </w:p>
+    <w:p>
+      <w:pPr>
+        <w:pStyle w:val="BodyText"/>
+        <w:widowControl/>
+        <w:spacing w:before="240" w:after="240"/>
+        <w:ind w:hanging="0" w:left="660" w:right="660"/>
+        <w:rPr/>
+      </w:pPr>
+      <w:r>
+        <w:rPr>
+          <w:rStyle w:val="Strong"/>
+          <w:rFonts w:ascii="quote-cjk-patch;Inter;system-ui;apple-system;BlinkMacSystemFont;Segoe UI;Roboto;Oxygen;Ubuntu;Cantarell;Open Sans;Helvetica Neue;sans-serif" w:hAnsi="quote-cjk-patch;Inter;system-ui;apple-system;BlinkMacSystemFont;Segoe UI;Roboto;Oxygen;Ubuntu;Cantarell;Open Sans;Helvetica Neue;sans-serif"/>
+          <w:b/>
+          <w:i w:val="false"/>
+          <w:caps w:val="false"/>
+          <w:smallCaps w:val="false"/>
+          <w:color w:val="800080"/>
+          <w:spacing w:val="0"/>
+          <w:sz w:val="21"/>
+        </w:rPr>
+        <w:t>Текст докладчика:</w:t>
+      </w:r>
+      <w:r>
+        <w:rPr>
+          <w:rFonts w:ascii="quote-cjk-patch;Inter;system-ui;apple-system;BlinkMacSystemFont;Segoe UI;Roboto;Oxygen;Ubuntu;Cantarell;Open Sans;Helvetica Neue;sans-serif" w:hAnsi="quote-cjk-patch;Inter;system-ui;apple-system;BlinkMacSystemFont;Segoe UI;Roboto;Oxygen;Ubuntu;Cantarell;Open Sans;Helvetica Neue;sans-serif"/>
+          <w:b w:val="false"/>
+          <w:i w:val="false"/>
+          <w:caps w:val="false"/>
+          <w:smallCaps w:val="false"/>
+          <w:color w:val="800080"/>
+          <w:spacing w:val="0"/>
+          <w:sz w:val="21"/>
+        </w:rPr>
+        <w:br/>
+        <w:t>"Так каково же наследие Андрея Боголюбского? Он был первым князем, кто попытался заменить родовой принцип власти на Руси на единодержавный. Он перенес политический центр страны, создав альтернативу Киеву. Идея «Владимирского царства», которую он культивировал, была напрямую унаследована и продолжена московскими князьями. По сути, он заложил политический и культурный фундамент для будущего Российского государства."</w:t>
+      </w:r>
+    </w:p>
+    <w:p>
+      <w:pPr>
+        <w:pStyle w:val="Style15"/>
+        <w:widowControl/>
+        <w:spacing w:before="0" w:after="360"/>
+        <w:ind w:hanging="0" w:left="660" w:right="660"/>
+        <w:rPr>
+          <w:sz w:val="24"/>
+          <w:szCs w:val="24"/>
+        </w:rPr>
+      </w:pPr>
+      <w:r>
+        <w:rPr>
+          <w:sz w:val="24"/>
+          <w:szCs w:val="24"/>
+        </w:rPr>
+      </w:r>
+    </w:p>
+    <w:p>
+      <w:pPr>
+        <w:pStyle w:val="Heading3"/>
+        <w:widowControl/>
+        <w:spacing w:lineRule="atLeast" w:line="450" w:before="480" w:after="240"/>
+        <w:ind w:hanging="0" w:left="660" w:right="660"/>
+        <w:rPr>
+          <w:rFonts w:cs="Arial"/>
+          <w:sz w:val="24"/>
+          <w:szCs w:val="24"/>
+        </w:rPr>
+      </w:pPr>
+      <w:r>
+        <w:rPr>
+          <w:rStyle w:val="Strong"/>
+          <w:rFonts w:cs="Arial" w:ascii="quote-cjk-patch;Inter;system-ui;apple-system;BlinkMacSystemFont;Segoe UI;Roboto;Oxygen;Ubuntu;Cantarell;Open Sans;Helvetica Neue;sans-serif" w:hAnsi="quote-cjk-patch;Inter;system-ui;apple-system;BlinkMacSystemFont;Segoe UI;Roboto;Oxygen;Ubuntu;Cantarell;Open Sans;Helvetica Neue;sans-serif"/>
+          <w:b/>
+          <w:bCs/>
+          <w:i w:val="false"/>
+          <w:caps w:val="false"/>
+          <w:smallCaps w:val="false"/>
+          <w:color w:val="800080"/>
+          <w:spacing w:val="0"/>
+          <w:sz w:val="30"/>
+          <w:szCs w:val="24"/>
+        </w:rPr>
+        <w:t>Слайд 9: Источники</w:t>
+      </w:r>
+    </w:p>
+    <w:p>
+      <w:pPr>
+        <w:pStyle w:val="BodyText"/>
+        <w:widowControl/>
+        <w:spacing w:before="240" w:after="240"/>
+        <w:ind w:hanging="0" w:left="660" w:right="660"/>
+        <w:rPr/>
+      </w:pPr>
+      <w:r>
+        <w:rPr>
+          <w:rStyle w:val="Strong"/>
+          <w:rFonts w:ascii="quote-cjk-patch;Inter;system-ui;apple-system;BlinkMacSystemFont;Segoe UI;Roboto;Oxygen;Ubuntu;Cantarell;Open Sans;Helvetica Neue;sans-serif" w:hAnsi="quote-cjk-patch;Inter;system-ui;apple-system;BlinkMacSystemFont;Segoe UI;Roboto;Oxygen;Ubuntu;Cantarell;Open Sans;Helvetica Neue;sans-serif"/>
+          <w:b/>
+          <w:i w:val="false"/>
+          <w:caps w:val="false"/>
+          <w:smallCaps w:val="false"/>
+          <w:color w:val="800080"/>
+          <w:spacing w:val="0"/>
+          <w:sz w:val="21"/>
+        </w:rPr>
+        <w:t>Текст докладчика:</w:t>
+      </w:r>
+      <w:r>
+        <w:rPr>
+          <w:rFonts w:ascii="quote-cjk-patch;Inter;system-ui;apple-system;BlinkMacSystemFont;Segoe UI;Roboto;Oxygen;Ubuntu;Cantarell;Open Sans;Helvetica Neue;sans-serif" w:hAnsi="quote-cjk-patch;Inter;system-ui;apple-system;BlinkMacSystemFont;Segoe UI;Roboto;Oxygen;Ubuntu;Cantarell;Open Sans;Helvetica Neue;sans-serif"/>
+          <w:b w:val="false"/>
+          <w:i w:val="false"/>
+          <w:caps w:val="false"/>
+          <w:smallCaps w:val="false"/>
+          <w:color w:val="800080"/>
+          <w:spacing w:val="0"/>
+          <w:sz w:val="21"/>
+        </w:rPr>
+        <w:br/>
+        <w:t>"Наше представление об Андрее Боголюбском складывается из нескольких типов источников. Это, прежде всего, летописи, которые, однако, часто противоречивы: южнорусские осуждают его, а владимирские — превозносят. Важнейшим источником являются и сами архитектурные памятники, дошедшие до наших дней. И, наконец, археология, например, раскопки в Боголюбово, которые позволили обнаружить место его гибели и подтвердить летописные рассказы."</w:t>
+      </w:r>
+    </w:p>
+    <w:p>
+      <w:pPr>
+        <w:pStyle w:val="Style15"/>
+        <w:widowControl/>
+        <w:spacing w:before="0" w:after="360"/>
+        <w:ind w:hanging="0" w:left="660" w:right="660"/>
+        <w:rPr>
+          <w:sz w:val="24"/>
+          <w:szCs w:val="24"/>
+        </w:rPr>
+      </w:pPr>
+      <w:r>
+        <w:rPr>
+          <w:sz w:val="24"/>
+          <w:szCs w:val="24"/>
+        </w:rPr>
+      </w:r>
+    </w:p>
+    <w:p>
+      <w:pPr>
+        <w:pStyle w:val="Heading3"/>
+        <w:widowControl/>
+        <w:spacing w:lineRule="atLeast" w:line="450" w:before="480" w:after="240"/>
+        <w:ind w:hanging="0" w:left="660" w:right="660"/>
+        <w:rPr>
+          <w:rFonts w:cs="Arial"/>
+          <w:sz w:val="24"/>
+          <w:szCs w:val="24"/>
+        </w:rPr>
+      </w:pPr>
+      <w:r>
+        <w:rPr>
+          <w:rStyle w:val="Strong"/>
+          <w:rFonts w:cs="Arial" w:ascii="quote-cjk-patch;Inter;system-ui;apple-system;BlinkMacSystemFont;Segoe UI;Roboto;Oxygen;Ubuntu;Cantarell;Open Sans;Helvetica Neue;sans-serif" w:hAnsi="quote-cjk-patch;Inter;system-ui;apple-system;BlinkMacSystemFont;Segoe UI;Roboto;Oxygen;Ubuntu;Cantarell;Open Sans;Helvetica Neue;sans-serif"/>
+          <w:b/>
+          <w:bCs/>
+          <w:i w:val="false"/>
+          <w:caps w:val="false"/>
+          <w:smallCaps w:val="false"/>
+          <w:color w:val="800080"/>
+          <w:spacing w:val="0"/>
+          <w:sz w:val="30"/>
+          <w:szCs w:val="24"/>
+        </w:rPr>
+        <w:t>Слайд 10: Спасибо за внимание!</w:t>
+      </w:r>
+    </w:p>
+    <w:p>
+      <w:pPr>
+        <w:pStyle w:val="BodyText"/>
+        <w:widowControl/>
+        <w:spacing w:before="240" w:after="0"/>
+        <w:ind w:hanging="0" w:left="660" w:right="660"/>
+        <w:rPr/>
+      </w:pPr>
+      <w:r>
+        <w:rPr>
+          <w:rStyle w:val="Strong"/>
+          <w:rFonts w:ascii="quote-cjk-patch;Inter;system-ui;apple-system;BlinkMacSystemFont;Segoe UI;Roboto;Oxygen;Ubuntu;Cantarell;Open Sans;Helvetica Neue;sans-serif" w:hAnsi="quote-cjk-patch;Inter;system-ui;apple-system;BlinkMacSystemFont;Segoe UI;Roboto;Oxygen;Ubuntu;Cantarell;Open Sans;Helvetica Neue;sans-serif"/>
+          <w:b/>
+          <w:i w:val="false"/>
+          <w:caps w:val="false"/>
+          <w:smallCaps w:val="false"/>
+          <w:color w:val="800080"/>
+          <w:spacing w:val="0"/>
+          <w:sz w:val="21"/>
+        </w:rPr>
+        <w:t>Текст докладчика:</w:t>
+      </w:r>
+      <w:r>
+        <w:rPr>
+          <w:rFonts w:ascii="quote-cjk-patch;Inter;system-ui;apple-system;BlinkMacSystemFont;Segoe UI;Roboto;Oxygen;Ubuntu;Cantarell;Open Sans;Helvetica Neue;sans-serif" w:hAnsi="quote-cjk-patch;Inter;system-ui;apple-system;BlinkMacSystemFont;Segoe UI;Roboto;Oxygen;Ubuntu;Cantarell;Open Sans;Helvetica Neue;sans-serif"/>
+          <w:b w:val="false"/>
+          <w:i w:val="false"/>
+          <w:caps w:val="false"/>
+          <w:smallCaps w:val="false"/>
+          <w:color w:val="800080"/>
+          <w:spacing w:val="0"/>
+          <w:sz w:val="21"/>
+        </w:rPr>
+        <w:br/>
+        <w:t>"Спасибо за ваше внимание! Андрей Боголюбский остается фигурой, вызывающей споры среди историков: был ли он дальновидным государственником или жестоким властолюбцем? Но его роль как «первого великоросса», заложившего основы нашего государства, не оспаривается. Готов ответить на ваши вопросы."</w:t>
+      </w:r>
+    </w:p>
+    <w:p>
+      <w:pPr>
+        <w:pStyle w:val="BodyText"/>
+        <w:widowControl/>
+        <w:spacing w:before="240" w:after="0"/>
+        <w:ind w:hanging="0" w:left="660" w:right="660"/>
+        <w:rPr>
+          <w:rFonts w:ascii="quote-cjk-patch;Inter;system-ui;apple-system;BlinkMacSystemFont;Segoe UI;Roboto;Oxygen;Ubuntu;Cantarell;Open Sans;Helvetica Neue;sans-serif" w:hAnsi="quote-cjk-patch;Inter;system-ui;apple-system;BlinkMacSystemFont;Segoe UI;Roboto;Oxygen;Ubuntu;Cantarell;Open Sans;Helvetica Neue;sans-serif"/>
+          <w:b w:val="false"/>
+          <w:i w:val="false"/>
+          <w:caps w:val="false"/>
+          <w:smallCaps w:val="false"/>
+          <w:color w:val="800080"/>
+          <w:spacing w:val="0"/>
+          <w:sz w:val="21"/>
+          <w:lang w:val="en-US"/>
+        </w:rPr>
+      </w:pPr>
+      <w:r>
+        <w:rPr>
+          <w:rFonts w:ascii="quote-cjk-patch;Inter;system-ui;apple-system;BlinkMacSystemFont;Segoe UI;Roboto;Oxygen;Ubuntu;Cantarell;Open Sans;Helvetica Neue;sans-serif" w:hAnsi="quote-cjk-patch;Inter;system-ui;apple-system;BlinkMacSystemFont;Segoe UI;Roboto;Oxygen;Ubuntu;Cantarell;Open Sans;Helvetica Neue;sans-serif"/>
+          <w:b w:val="false"/>
+          <w:i w:val="false"/>
+          <w:caps w:val="false"/>
+          <w:smallCaps w:val="false"/>
+          <w:color w:val="800080"/>
+          <w:spacing w:val="0"/>
+          <w:sz w:val="21"/>
+          <w:lang w:val="en-US"/>
+        </w:rPr>
+      </w:r>
+    </w:p>
+    <w:p>
+      <w:pPr>
+        <w:pStyle w:val="BodyText"/>
+        <w:widowControl/>
+        <w:spacing w:before="240" w:after="0"/>
+        <w:ind w:hanging="0" w:left="660" w:right="660"/>
+        <w:rPr>
+          <w:rFonts w:ascii="quote-cjk-patch;Inter;system-ui;apple-system;BlinkMacSystemFont;Segoe UI;Roboto;Oxygen;Ubuntu;Cantarell;Open Sans;Helvetica Neue;sans-serif" w:hAnsi="quote-cjk-patch;Inter;system-ui;apple-system;BlinkMacSystemFont;Segoe UI;Roboto;Oxygen;Ubuntu;Cantarell;Open Sans;Helvetica Neue;sans-serif"/>
+          <w:b w:val="false"/>
+          <w:i w:val="false"/>
+          <w:caps w:val="false"/>
+          <w:smallCaps w:val="false"/>
+          <w:color w:val="800080"/>
+          <w:spacing w:val="0"/>
+          <w:sz w:val="21"/>
+          <w:lang w:val="en-US"/>
+        </w:rPr>
+      </w:pPr>
+      <w:r>
+        <w:rPr>
+          <w:rFonts w:ascii="quote-cjk-patch;Inter;system-ui;apple-system;BlinkMacSystemFont;Segoe UI;Roboto;Oxygen;Ubuntu;Cantarell;Open Sans;Helvetica Neue;sans-serif" w:hAnsi="quote-cjk-patch;Inter;system-ui;apple-system;BlinkMacSystemFont;Segoe UI;Roboto;Oxygen;Ubuntu;Cantarell;Open Sans;Helvetica Neue;sans-serif"/>
+          <w:b w:val="false"/>
+          <w:i w:val="false"/>
+          <w:caps w:val="false"/>
+          <w:smallCaps w:val="false"/>
+          <w:color w:val="800080"/>
+          <w:spacing w:val="0"/>
+          <w:sz w:val="21"/>
+          <w:lang w:val="en-US"/>
+        </w:rPr>
+      </w:r>
+      <w:r>
+        <mc:AlternateContent>
+          <mc:Choice Requires="wps">
+            <w:drawing>
+              <wp:anchor behindDoc="0" distT="0" distB="0" distL="0" distR="0" simplePos="0" locked="0" layoutInCell="0" allowOverlap="1" relativeHeight="2">
+                <wp:simplePos x="0" y="0"/>
+                <wp:positionH relativeFrom="character">
+                  <wp:align>left</wp:align>
+                </wp:positionH>
+                <wp:positionV relativeFrom="line">
+                  <wp:posOffset>635</wp:posOffset>
+                </wp:positionV>
+                <wp:extent cx="10810875" cy="1419225"/>
+                <wp:effectExtent l="0" t="0" r="0" b="0"/>
+                <wp:wrapNone/>
+                <wp:docPr id="1" name="Врезка1"/>
+                <a:graphic xmlns:a="http://schemas.openxmlformats.org/drawingml/2006/main">
+                  <a:graphicData uri="http://schemas.microsoft.com/office/word/2010/wordprocessingShape">
+                    <wps:wsp>
+                      <wps:cNvSpPr txBox="1"/>
+                      <wps:spPr>
+                        <a:xfrm>
+                          <a:off x="0" y="0"/>
+                          <a:ext cx="10810875" cy="1419225"/>
+                        </a:xfrm>
+                        <a:prstGeom prst="rect"/>
+                        <a:solidFill>
+                          <a:srgbClr val="FFFFFF"/>
+                        </a:solidFill>
+                        <a:solidFill>
+                          <a:srgbClr val="151517">
+                            <a:alpha val="0"/>
+                          </a:srgbClr>
+                        </a:solidFill>
+                      </wps:spPr>
+                      <wps:txbx>
+                        <w:txbxContent>
+                          <w:p>
+                            <w:pPr>
+                              <w:pStyle w:val="BodyText"/>
+                              <w:spacing w:before="0" w:after="140"/>
+                              <w:rPr/>
+                            </w:pPr>
+                            <w:r>
+                              <w:rPr/>
+                            </w:r>
+                          </w:p>
+                        </w:txbxContent>
+                      </wps:txbx>
+                      <wps:bodyPr anchor="t" lIns="0" tIns="0" rIns="0" bIns="0">
+                        <a:noAutofit/>
+                      </wps:bodyPr>
+                    </wps:wsp>
+                  </a:graphicData>
+                </a:graphic>
+              </wp:anchor>
+            </w:drawing>
+          </mc:Choice>
+          <mc:Fallback>
+            <w:pict>
+              <v:rect fillcolor="#151517" style="position:absolute;rotation:-0;width:851.25pt;height:111.75pt;mso-wrap-distance-left:0pt;mso-wrap-distance-right:0pt;mso-wrap-distance-top:0pt;mso-wrap-distance-bottom:0pt;margin-top:0pt;mso-position-vertical:top;mso-position-vertical-relative:text;margin-left:0pt;mso-position-horizontal:left;mso-position-horizontal-relative:text">
+                <v:fill opacity="0f"/>
+                <v:textbox inset="0in,0in,0in,0in">
+                  <w:txbxContent>
+                    <w:p>
+                      <w:pPr>
+                        <w:pStyle w:val="BodyText"/>
+                        <w:spacing w:before="0" w:after="140"/>
+                        <w:rPr/>
+                      </w:pPr>
+                      <w:r>
+                        <w:rPr/>
+                      </w:r>
+                    </w:p>
+                  </w:txbxContent>
+                </v:textbox>
+                <w10:wrap type="none"/>
+              </v:rect>
+            </w:pict>
+          </mc:Fallback>
+        </mc:AlternateContent>
       </w:r>
     </w:p>
     <w:sectPr>
@@ -20,6 +977,7 @@
       <w:pgNumType w:fmt="decimal"/>
       <w:formProt w:val="false"/>
       <w:textDirection w:val="lrTb"/>
+      <w:docGrid w:type="default" w:linePitch="100" w:charSpace="0"/>
     </w:sectPr>
   </w:body>
 </w:document>
@@ -39,7 +997,6 @@
     </w:rPrDefault>
     <w:pPrDefault>
       <w:pPr>
-        <w:widowControl/>
         <w:suppressAutoHyphens w:val="true"/>
       </w:pPr>
     </w:pPrDefault>
@@ -49,7 +1006,10 @@
     <w:qFormat/>
     <w:pPr>
       <w:widowControl/>
+      <w:suppressAutoHyphens w:val="true"/>
       <w:bidi w:val="0"/>
+      <w:spacing w:before="0" w:after="0"/>
+      <w:jc w:val="left"/>
     </w:pPr>
     <w:rPr>
       <w:rFonts w:ascii="Liberation Serif" w:hAnsi="Liberation Serif" w:eastAsia="NSimSun" w:cs="Arial"/>
@@ -60,7 +1020,32 @@
       <w:lang w:val="ru-RU" w:eastAsia="zh-CN" w:bidi="hi-IN"/>
     </w:rPr>
   </w:style>
-  <w:style w:type="paragraph" w:styleId="Style14">
+  <w:style w:type="paragraph" w:styleId="Heading3">
+    <w:name w:val="heading 3"/>
+    <w:basedOn w:val="Style13"/>
+    <w:next w:val="BodyText"/>
+    <w:qFormat/>
+    <w:pPr>
+      <w:spacing w:before="140" w:after="120"/>
+      <w:outlineLvl w:val="2"/>
+    </w:pPr>
+    <w:rPr>
+      <w:rFonts w:ascii="Liberation Serif" w:hAnsi="Liberation Serif" w:eastAsia="NSimSun" w:cs="Lucida Sans"/>
+      <w:b/>
+      <w:bCs/>
+      <w:sz w:val="28"/>
+      <w:szCs w:val="28"/>
+    </w:rPr>
+  </w:style>
+  <w:style w:type="character" w:styleId="Strong">
+    <w:name w:val="Strong"/>
+    <w:qFormat/>
+    <w:rPr>
+      <w:b/>
+      <w:bCs/>
+    </w:rPr>
+  </w:style>
+  <w:style w:type="paragraph" w:styleId="Style13">
     <w:name w:val="Заголовок"/>
     <w:basedOn w:val="Normal"/>
     <w:next w:val="BodyText"/>
@@ -70,7 +1055,7 @@
       <w:spacing w:before="240" w:after="120"/>
     </w:pPr>
     <w:rPr>
-      <w:rFonts w:ascii="Liberation Sans" w:hAnsi="Liberation Sans" w:eastAsia="Microsoft YaHei" w:cs="Arial"/>
+      <w:rFonts w:ascii="Liberation Sans" w:hAnsi="Liberation Sans" w:eastAsia="Microsoft YaHei" w:cs="Lucida Sans"/>
       <w:sz w:val="28"/>
       <w:szCs w:val="28"/>
     </w:rPr>
@@ -107,7 +1092,7 @@
       <w:szCs w:val="24"/>
     </w:rPr>
   </w:style>
-  <w:style w:type="paragraph" w:styleId="Style15">
+  <w:style w:type="paragraph" w:styleId="Style14">
     <w:name w:val="Указатель"/>
     <w:basedOn w:val="Normal"/>
     <w:qFormat/>
@@ -115,7 +1100,50 @@
       <w:suppressLineNumbers/>
     </w:pPr>
     <w:rPr>
+      <w:rFonts w:cs="Lucida Sans"/>
+    </w:rPr>
+  </w:style>
+  <w:style w:type="paragraph" w:styleId="user">
+    <w:name w:val="Заголовок (user)"/>
+    <w:basedOn w:val="Normal"/>
+    <w:next w:val="BodyText"/>
+    <w:qFormat/>
+    <w:pPr>
+      <w:keepNext w:val="true"/>
+      <w:spacing w:before="240" w:after="120"/>
+    </w:pPr>
+    <w:rPr>
+      <w:rFonts w:ascii="Liberation Sans" w:hAnsi="Liberation Sans" w:eastAsia="Microsoft YaHei" w:cs="Arial"/>
+      <w:sz w:val="28"/>
+      <w:szCs w:val="28"/>
+    </w:rPr>
+  </w:style>
+  <w:style w:type="paragraph" w:styleId="user1">
+    <w:name w:val="Указатель (user)"/>
+    <w:basedOn w:val="Normal"/>
+    <w:qFormat/>
+    <w:pPr>
+      <w:suppressLineNumbers/>
+    </w:pPr>
+    <w:rPr>
       <w:rFonts w:cs="Arial"/>
+    </w:rPr>
+  </w:style>
+  <w:style w:type="paragraph" w:styleId="Style15">
+    <w:name w:val="Горизонтальная линия"/>
+    <w:basedOn w:val="Normal"/>
+    <w:next w:val="BodyText"/>
+    <w:qFormat/>
+    <w:pPr>
+      <w:suppressLineNumbers/>
+      <w:pBdr>
+        <w:bottom w:val="double" w:sz="2" w:space="0" w:color="808080"/>
+      </w:pBdr>
+      <w:spacing w:before="0" w:after="283"/>
+    </w:pPr>
+    <w:rPr>
+      <w:sz w:val="12"/>
+      <w:szCs w:val="12"/>
     </w:rPr>
   </w:style>
 </w:styles>
